--- a/output/doc/软件需求规格说明书-信息学院学生综合服务与党团管理平台-v1.5.docx
+++ b/output/doc/软件需求规格说明书-信息学院学生综合服务与党团管理平台-v1.5.docx
@@ -413,7 +413,13 @@
               <w:t xml:space="preserve">SRS </w:t>
             </w:r>
             <w:r>
-              <w:t>分析资料形成初版软件需求规格说明书。</w:t>
+              <w:t>分析资料</w:t>
+            </w:r>
+            <w:r>
+              <w:rPr>
+                <w:rFonts w:hint="eastAsia"/>
+              </w:rPr>
+              <w:t>形成初版软件需求规格说明书。</w:t>
             </w:r>
           </w:p>
         </w:tc>
@@ -424,7 +430,13 @@
           </w:tcPr>
           <w:p>
             <w:r>
-              <w:t>V1.0</w:t>
+              <w:t>V1.</w:t>
+            </w:r>
+            <w:r>
+              <w:rPr>
+                <w:rFonts w:hint="eastAsia"/>
+              </w:rPr>
+              <w:t>0</w:t>
             </w:r>
           </w:p>
         </w:tc>
@@ -452,7 +464,7 @@
           </w:tcPr>
           <w:p>
             <w:r>
-              <w:t>2026-04-14</w:t>
+              <w:t>2026-04-15</w:t>
             </w:r>
           </w:p>
         </w:tc>
@@ -474,13 +486,19 @@
           </w:tcPr>
           <w:p>
             <w:r>
-              <w:t>融合需求文档、需求补充、</w:t>
-            </w:r>
-            <w:r>
-              <w:t xml:space="preserve">SRS </w:t>
-            </w:r>
-            <w:r>
-              <w:t>分析资料和两版现有规格说明书后的增强版需求规格说明书。</w:t>
+              <w:t>根据</w:t>
+            </w:r>
+            <w:r>
+              <w:t xml:space="preserve"> fix.md </w:t>
+            </w:r>
+            <w:r>
+              <w:t>完成账号生命周期、审计归档、涉密转线下处理和导入错误报告等</w:t>
+            </w:r>
+            <w:r>
+              <w:t xml:space="preserve"> v1.5 </w:t>
+            </w:r>
+            <w:r>
+              <w:t>修订。</w:t>
             </w:r>
           </w:p>
         </w:tc>
@@ -491,7 +509,7 @@
           </w:tcPr>
           <w:p>
             <w:r>
-              <w:t>V1.1</w:t>
+              <w:t>V1.5</w:t>
             </w:r>
           </w:p>
         </w:tc>
@@ -510,9 +528,6 @@
             <w:pPr>
               <w:pStyle w:val="11"/>
             </w:pPr>
-            <w:r>
-              <w:t>3</w:t>
-            </w:r>
           </w:p>
         </w:tc>
         <w:tc>
@@ -524,9 +539,6 @@
             <w:pPr>
               <w:pStyle w:val="11"/>
             </w:pPr>
-            <w:r>
-              <w:t>2026-04-14</w:t>
-            </w:r>
           </w:p>
         </w:tc>
         <w:tc>
@@ -538,9 +550,6 @@
             <w:pPr>
               <w:pStyle w:val="11"/>
             </w:pPr>
-            <w:r>
-              <w:t>项目组</w:t>
-            </w:r>
           </w:p>
         </w:tc>
         <w:tc>
@@ -552,9 +561,6 @@
             <w:pPr>
               <w:pStyle w:val="11"/>
             </w:pPr>
-            <w:r>
-              <w:t>在增强版基础上补全五大模块正文、附录默认审批矩阵和待确认问题，固化一期基线。</w:t>
-            </w:r>
           </w:p>
         </w:tc>
         <w:tc>
@@ -566,9 +572,6 @@
             <w:pPr>
               <w:pStyle w:val="11"/>
             </w:pPr>
-            <w:r>
-              <w:t>V1.2</w:t>
-            </w:r>
           </w:p>
         </w:tc>
       </w:tr>
@@ -586,9 +589,6 @@
             <w:pPr>
               <w:pStyle w:val="11"/>
             </w:pPr>
-            <w:r>
-              <w:t>4</w:t>
-            </w:r>
           </w:p>
         </w:tc>
         <w:tc>
@@ -600,9 +600,6 @@
             <w:pPr>
               <w:pStyle w:val="11"/>
             </w:pPr>
-            <w:r>
-              <w:t>2026-04-15</w:t>
-            </w:r>
           </w:p>
         </w:tc>
         <w:tc>
@@ -614,9 +611,6 @@
             <w:pPr>
               <w:pStyle w:val="11"/>
             </w:pPr>
-            <w:r>
-              <w:t>项目组</w:t>
-            </w:r>
           </w:p>
         </w:tc>
         <w:tc>
@@ -628,9 +622,6 @@
             <w:pPr>
               <w:pStyle w:val="11"/>
             </w:pPr>
-            <w:r>
-              <w:t>补充五大核心模块的分析模型、用例图和动态时序图，完善知识问答、党团流程、通知推送、电子证明审批和学业分析场景。</w:t>
-            </w:r>
           </w:p>
         </w:tc>
         <w:tc>
@@ -642,9 +633,6 @@
             <w:pPr>
               <w:pStyle w:val="11"/>
             </w:pPr>
-            <w:r>
-              <w:t>V1.3</w:t>
-            </w:r>
           </w:p>
         </w:tc>
       </w:tr>
@@ -662,9 +650,6 @@
             <w:pPr>
               <w:pStyle w:val="11"/>
             </w:pPr>
-            <w:r>
-              <w:t>5</w:t>
-            </w:r>
           </w:p>
         </w:tc>
         <w:tc>
@@ -676,9 +661,6 @@
             <w:pPr>
               <w:pStyle w:val="11"/>
             </w:pPr>
-            <w:r>
-              <w:t>2026-04-15</w:t>
-            </w:r>
           </w:p>
         </w:tc>
         <w:tc>
@@ -690,9 +672,6 @@
             <w:pPr>
               <w:pStyle w:val="11"/>
             </w:pPr>
-            <w:r>
-              <w:t>项目组</w:t>
-            </w:r>
           </w:p>
         </w:tc>
         <w:tc>
@@ -704,9 +683,6 @@
             <w:pPr>
               <w:pStyle w:val="11"/>
             </w:pPr>
-            <w:r>
-              <w:t>扩展奖励荣誉展示和学生画像与信息管理两大模块，整体覆盖七个模块并新增对应 FR、用例和原型。</w:t>
-            </w:r>
           </w:p>
         </w:tc>
         <w:tc>
@@ -718,9 +694,6 @@
             <w:pPr>
               <w:pStyle w:val="11"/>
             </w:pPr>
-            <w:r>
-              <w:t>V1.4</w:t>
-            </w:r>
           </w:p>
         </w:tc>
       </w:tr>
@@ -738,9 +711,6 @@
             <w:pPr>
               <w:pStyle w:val="11"/>
             </w:pPr>
-            <w:r>
-              <w:t>6</w:t>
-            </w:r>
           </w:p>
         </w:tc>
         <w:tc>
@@ -752,9 +722,6 @@
             <w:pPr>
               <w:pStyle w:val="11"/>
             </w:pPr>
-            <w:r>
-              <w:t>2026-04-15</w:t>
-            </w:r>
           </w:p>
         </w:tc>
         <w:tc>
@@ -766,9 +733,6 @@
             <w:pPr>
               <w:pStyle w:val="11"/>
             </w:pPr>
-            <w:r>
-              <w:t>项目组</w:t>
-            </w:r>
           </w:p>
         </w:tc>
         <w:tc>
@@ -780,9 +744,6 @@
             <w:pPr>
               <w:pStyle w:val="11"/>
             </w:pPr>
-            <w:r>
-              <w:t>完成账号生命周期、审计归档、涉密转线下处理和导入错误报告等 v1.5 修订。</w:t>
-            </w:r>
           </w:p>
         </w:tc>
         <w:tc>
@@ -794,9 +755,6 @@
             <w:pPr>
               <w:pStyle w:val="11"/>
             </w:pPr>
-            <w:r>
-              <w:t>V1.5</w:t>
-            </w:r>
           </w:p>
         </w:tc>
       </w:tr>
@@ -1918,7 +1876,7 @@
             <w:noProof/>
             <w:webHidden/>
           </w:rPr>
-          <w:t>5</w:t>
+          <w:t>4</w:t>
         </w:r>
         <w:r>
           <w:rPr>
@@ -1998,7 +1956,7 @@
             <w:noProof/>
             <w:webHidden/>
           </w:rPr>
-          <w:t>5</w:t>
+          <w:t>4</w:t>
         </w:r>
         <w:r>
           <w:rPr>
@@ -2078,7 +2036,7 @@
             <w:noProof/>
             <w:webHidden/>
           </w:rPr>
-          <w:t>5</w:t>
+          <w:t>4</w:t>
         </w:r>
         <w:r>
           <w:rPr>
@@ -2158,7 +2116,7 @@
             <w:noProof/>
             <w:webHidden/>
           </w:rPr>
-          <w:t>5</w:t>
+          <w:t>4</w:t>
         </w:r>
         <w:r>
           <w:rPr>
@@ -2238,7 +2196,7 @@
             <w:noProof/>
             <w:webHidden/>
           </w:rPr>
-          <w:t>5</w:t>
+          <w:t>4</w:t>
         </w:r>
         <w:r>
           <w:rPr>
@@ -2318,7 +2276,7 @@
             <w:noProof/>
             <w:webHidden/>
           </w:rPr>
-          <w:t>5</w:t>
+          <w:t>4</w:t>
         </w:r>
         <w:r>
           <w:rPr>
@@ -2398,7 +2356,7 @@
             <w:noProof/>
             <w:webHidden/>
           </w:rPr>
-          <w:t>6</w:t>
+          <w:t>5</w:t>
         </w:r>
         <w:r>
           <w:rPr>
@@ -2470,7 +2428,7 @@
             <w:noProof/>
             <w:webHidden/>
           </w:rPr>
-          <w:t>6</w:t>
+          <w:t>5</w:t>
         </w:r>
         <w:r>
           <w:rPr>
@@ -2550,7 +2508,7 @@
             <w:noProof/>
             <w:webHidden/>
           </w:rPr>
-          <w:t>6</w:t>
+          <w:t>5</w:t>
         </w:r>
         <w:r>
           <w:rPr>
@@ -2630,7 +2588,7 @@
             <w:noProof/>
             <w:webHidden/>
           </w:rPr>
-          <w:t>7</w:t>
+          <w:t>6</w:t>
         </w:r>
         <w:r>
           <w:rPr>
@@ -2710,7 +2668,7 @@
             <w:noProof/>
             <w:webHidden/>
           </w:rPr>
-          <w:t>8</w:t>
+          <w:t>7</w:t>
         </w:r>
         <w:r>
           <w:rPr>
@@ -2782,7 +2740,7 @@
             <w:noProof/>
             <w:webHidden/>
           </w:rPr>
-          <w:t>9</w:t>
+          <w:t>7</w:t>
         </w:r>
         <w:r>
           <w:rPr>
@@ -2862,7 +2820,7 @@
             <w:noProof/>
             <w:webHidden/>
           </w:rPr>
-          <w:t>9</w:t>
+          <w:t>7</w:t>
         </w:r>
         <w:r>
           <w:rPr>
@@ -2942,7 +2900,7 @@
             <w:noProof/>
             <w:webHidden/>
           </w:rPr>
-          <w:t>13</w:t>
+          <w:t>12</w:t>
         </w:r>
         <w:r>
           <w:rPr>
@@ -3022,7 +2980,7 @@
             <w:noProof/>
             <w:webHidden/>
           </w:rPr>
-          <w:t>21</w:t>
+          <w:t>20</w:t>
         </w:r>
         <w:r>
           <w:rPr>
@@ -3094,7 +3052,7 @@
             <w:noProof/>
             <w:webHidden/>
           </w:rPr>
-          <w:t>31</w:t>
+          <w:t>30</w:t>
         </w:r>
         <w:r>
           <w:rPr>
@@ -3174,7 +3132,7 @@
             <w:noProof/>
             <w:webHidden/>
           </w:rPr>
-          <w:t>31</w:t>
+          <w:t>30</w:t>
         </w:r>
         <w:r>
           <w:rPr>
@@ -3254,7 +3212,7 @@
             <w:noProof/>
             <w:webHidden/>
           </w:rPr>
-          <w:t>32</w:t>
+          <w:t>31</w:t>
         </w:r>
         <w:r>
           <w:rPr>
@@ -3334,7 +3292,7 @@
             <w:noProof/>
             <w:webHidden/>
           </w:rPr>
-          <w:t>32</w:t>
+          <w:t>31</w:t>
         </w:r>
         <w:r>
           <w:rPr>
@@ -3414,7 +3372,7 @@
             <w:noProof/>
             <w:webHidden/>
           </w:rPr>
-          <w:t>33</w:t>
+          <w:t>32</w:t>
         </w:r>
         <w:r>
           <w:rPr>
@@ -3494,7 +3452,7 @@
             <w:noProof/>
             <w:webHidden/>
           </w:rPr>
-          <w:t>33</w:t>
+          <w:t>32</w:t>
         </w:r>
         <w:r>
           <w:rPr>
@@ -3574,7 +3532,7 @@
             <w:noProof/>
             <w:webHidden/>
           </w:rPr>
-          <w:t>34</w:t>
+          <w:t>33</w:t>
         </w:r>
         <w:r>
           <w:rPr>
@@ -3646,7 +3604,7 @@
             <w:noProof/>
             <w:webHidden/>
           </w:rPr>
-          <w:t>35</w:t>
+          <w:t>33</w:t>
         </w:r>
         <w:r>
           <w:rPr>
@@ -3724,7 +3682,7 @@
             <w:noProof/>
             <w:webHidden/>
           </w:rPr>
-          <w:t>35</w:t>
+          <w:t>34</w:t>
         </w:r>
         <w:r>
           <w:rPr>
@@ -3802,7 +3760,7 @@
             <w:noProof/>
             <w:webHidden/>
           </w:rPr>
-          <w:t>35</w:t>
+          <w:t>34</w:t>
         </w:r>
         <w:r>
           <w:rPr>
@@ -3880,7 +3838,7 @@
             <w:noProof/>
             <w:webHidden/>
           </w:rPr>
-          <w:t>35</w:t>
+          <w:t>34</w:t>
         </w:r>
         <w:r>
           <w:rPr>
@@ -3958,7 +3916,7 @@
             <w:noProof/>
             <w:webHidden/>
           </w:rPr>
-          <w:t>36</w:t>
+          <w:t>34</w:t>
         </w:r>
         <w:r>
           <w:rPr>
@@ -4036,7 +3994,7 @@
             <w:noProof/>
             <w:webHidden/>
           </w:rPr>
-          <w:t>36</w:t>
+          <w:t>35</w:t>
         </w:r>
         <w:r>
           <w:rPr>
@@ -4114,7 +4072,7 @@
             <w:noProof/>
             <w:webHidden/>
           </w:rPr>
-          <w:t>36</w:t>
+          <w:t>35</w:t>
         </w:r>
         <w:r>
           <w:rPr>
@@ -4192,7 +4150,7 @@
             <w:noProof/>
             <w:webHidden/>
           </w:rPr>
-          <w:t>36</w:t>
+          <w:t>35</w:t>
         </w:r>
         <w:r>
           <w:rPr>
@@ -4232,6 +4190,7 @@
           <w:b/>
           <w:bCs w:val="0"/>
         </w:rPr>
+        <w:lastRenderedPageBreak/>
         <w:t>1. 引言</w:t>
       </w:r>
       <w:bookmarkEnd w:id="7"/>
@@ -4677,8 +4636,8 @@
         <w:tblLook w:val="04A0" w:firstRow="1" w:lastRow="0" w:firstColumn="1" w:lastColumn="0" w:noHBand="0" w:noVBand="1"/>
       </w:tblPr>
       <w:tblGrid>
-        <w:gridCol w:w="4151"/>
-        <w:gridCol w:w="4151"/>
+        <w:gridCol w:w="4156"/>
+        <w:gridCol w:w="4156"/>
       </w:tblGrid>
       <w:tr>
         <w:trPr>
@@ -5097,8 +5056,8 @@
         <w:tblLook w:val="04A0" w:firstRow="1" w:lastRow="0" w:firstColumn="1" w:lastColumn="0" w:noHBand="0" w:noVBand="1"/>
       </w:tblPr>
       <w:tblGrid>
-        <w:gridCol w:w="4151"/>
-        <w:gridCol w:w="4151"/>
+        <w:gridCol w:w="4156"/>
+        <w:gridCol w:w="4156"/>
       </w:tblGrid>
       <w:tr>
         <w:trPr>
@@ -5378,10 +5337,10 @@
           <w:noProof/>
         </w:rPr>
         <w:drawing>
-          <wp:inline distT="0" distB="0" distL="0" distR="0" wp14:anchorId="7A3F74B0" wp14:editId="4E5FC3FA">
+          <wp:inline distT="0" distB="0" distL="0" distR="0" wp14:anchorId="6A12AB51" wp14:editId="21C28AC1">
             <wp:extent cx="5120640" cy="2145100"/>
             <wp:effectExtent l="0" t="0" r="3810" b="7620"/>
-            <wp:docPr id="6" name="图形 6"/>
+            <wp:docPr id="1" name="图形 1"/>
             <wp:cNvGraphicFramePr>
               <a:graphicFrameLocks xmlns:a="http://schemas.openxmlformats.org/drawingml/2006/main" noChangeAspect="1"/>
             </wp:cNvGraphicFramePr>
@@ -5389,7 +5348,7 @@
               <a:graphicData uri="http://schemas.openxmlformats.org/drawingml/2006/picture">
                 <pic:pic xmlns:pic="http://schemas.openxmlformats.org/drawingml/2006/picture">
                   <pic:nvPicPr>
-                    <pic:cNvPr id="6" name=""/>
+                    <pic:cNvPr id="1" name=""/>
                     <pic:cNvPicPr/>
                   </pic:nvPicPr>
                   <pic:blipFill>
@@ -5543,8 +5502,8 @@
         <w:tblLook w:val="04A0" w:firstRow="1" w:lastRow="0" w:firstColumn="1" w:lastColumn="0" w:noHBand="0" w:noVBand="1"/>
       </w:tblPr>
       <w:tblGrid>
-        <w:gridCol w:w="4150"/>
-        <w:gridCol w:w="4152"/>
+        <w:gridCol w:w="4156"/>
+        <w:gridCol w:w="4156"/>
       </w:tblGrid>
       <w:tr>
         <w:trPr>
@@ -6491,11 +6450,11 @@
         <w:tblLook w:val="04A0" w:firstRow="1" w:lastRow="0" w:firstColumn="1" w:lastColumn="0" w:noHBand="0" w:noVBand="1"/>
       </w:tblPr>
       <w:tblGrid>
-        <w:gridCol w:w="1660"/>
-        <w:gridCol w:w="1660"/>
-        <w:gridCol w:w="1660"/>
-        <w:gridCol w:w="1661"/>
-        <w:gridCol w:w="1661"/>
+        <w:gridCol w:w="1662"/>
+        <w:gridCol w:w="1662"/>
+        <w:gridCol w:w="1662"/>
+        <w:gridCol w:w="1662"/>
+        <w:gridCol w:w="1662"/>
       </w:tblGrid>
       <w:tr>
         <w:trPr>
@@ -7004,10 +6963,10 @@
         <w:tblLook w:val="04A0" w:firstRow="1" w:lastRow="0" w:firstColumn="1" w:lastColumn="0" w:noHBand="0" w:noVBand="1"/>
       </w:tblPr>
       <w:tblGrid>
-        <w:gridCol w:w="2075"/>
-        <w:gridCol w:w="2076"/>
-        <w:gridCol w:w="2075"/>
-        <w:gridCol w:w="2076"/>
+        <w:gridCol w:w="2078"/>
+        <w:gridCol w:w="2078"/>
+        <w:gridCol w:w="2078"/>
+        <w:gridCol w:w="2078"/>
       </w:tblGrid>
       <w:tr>
         <w:trPr>
@@ -7934,10 +7893,10 @@
           <w:noProof/>
         </w:rPr>
         <w:drawing>
-          <wp:inline distT="0" distB="0" distL="0" distR="0" wp14:anchorId="0FD1733B" wp14:editId="20BAA3E0">
+          <wp:inline distT="0" distB="0" distL="0" distR="0" wp14:anchorId="5E7CDF41" wp14:editId="051B3CBB">
             <wp:extent cx="5029200" cy="7523228"/>
             <wp:effectExtent l="0" t="0" r="0" b="1905"/>
-            <wp:docPr id="15" name="图形 15"/>
+            <wp:docPr id="2" name="图形 2"/>
             <wp:cNvGraphicFramePr>
               <a:graphicFrameLocks xmlns:a="http://schemas.openxmlformats.org/drawingml/2006/main" noChangeAspect="1"/>
             </wp:cNvGraphicFramePr>
@@ -7945,7 +7904,7 @@
               <a:graphicData uri="http://schemas.openxmlformats.org/drawingml/2006/picture">
                 <pic:pic xmlns:pic="http://schemas.openxmlformats.org/drawingml/2006/picture">
                   <pic:nvPicPr>
-                    <pic:cNvPr id="15" name=""/>
+                    <pic:cNvPr id="2" name=""/>
                     <pic:cNvPicPr/>
                   </pic:nvPicPr>
                   <pic:blipFill>
@@ -8002,10 +7961,10 @@
           <w:noProof/>
         </w:rPr>
         <w:drawing>
-          <wp:inline distT="0" distB="0" distL="0" distR="0" wp14:anchorId="5EAF1908" wp14:editId="6FE0432A">
+          <wp:inline distT="0" distB="0" distL="0" distR="0" wp14:anchorId="438ECDBF" wp14:editId="60698519">
             <wp:extent cx="5029200" cy="7779978"/>
             <wp:effectExtent l="0" t="0" r="0" b="0"/>
-            <wp:docPr id="16" name="图形 16"/>
+            <wp:docPr id="3" name="图形 3"/>
             <wp:cNvGraphicFramePr>
               <a:graphicFrameLocks xmlns:a="http://schemas.openxmlformats.org/drawingml/2006/main" noChangeAspect="1"/>
             </wp:cNvGraphicFramePr>
@@ -8013,7 +7972,7 @@
               <a:graphicData uri="http://schemas.openxmlformats.org/drawingml/2006/picture">
                 <pic:pic xmlns:pic="http://schemas.openxmlformats.org/drawingml/2006/picture">
                   <pic:nvPicPr>
-                    <pic:cNvPr id="16" name=""/>
+                    <pic:cNvPr id="3" name=""/>
                     <pic:cNvPicPr/>
                   </pic:nvPicPr>
                   <pic:blipFill>
@@ -8076,10 +8035,10 @@
           <w:noProof/>
         </w:rPr>
         <w:drawing>
-          <wp:inline distT="0" distB="0" distL="0" distR="0" wp14:anchorId="235EE18C" wp14:editId="67908F53">
+          <wp:inline distT="0" distB="0" distL="0" distR="0" wp14:anchorId="1973D1C4" wp14:editId="24B7BF29">
             <wp:extent cx="5029200" cy="5801853"/>
             <wp:effectExtent l="0" t="0" r="0" b="8890"/>
-            <wp:docPr id="17" name="图形 17"/>
+            <wp:docPr id="4" name="图形 4"/>
             <wp:cNvGraphicFramePr>
               <a:graphicFrameLocks xmlns:a="http://schemas.openxmlformats.org/drawingml/2006/main" noChangeAspect="1"/>
             </wp:cNvGraphicFramePr>
@@ -8087,7 +8046,7 @@
               <a:graphicData uri="http://schemas.openxmlformats.org/drawingml/2006/picture">
                 <pic:pic xmlns:pic="http://schemas.openxmlformats.org/drawingml/2006/picture">
                   <pic:nvPicPr>
-                    <pic:cNvPr id="17" name=""/>
+                    <pic:cNvPr id="4" name=""/>
                     <pic:cNvPicPr/>
                   </pic:nvPicPr>
                   <pic:blipFill>
@@ -8146,10 +8105,10 @@
         <w:tblLook w:val="04A0" w:firstRow="1" w:lastRow="0" w:firstColumn="1" w:lastColumn="0" w:noHBand="0" w:noVBand="1"/>
       </w:tblPr>
       <w:tblGrid>
-        <w:gridCol w:w="2075"/>
-        <w:gridCol w:w="2075"/>
-        <w:gridCol w:w="2076"/>
-        <w:gridCol w:w="2076"/>
+        <w:gridCol w:w="2078"/>
+        <w:gridCol w:w="2078"/>
+        <w:gridCol w:w="2078"/>
+        <w:gridCol w:w="2078"/>
       </w:tblGrid>
       <w:tr>
         <w:trPr>
@@ -8514,8 +8473,8 @@
         <w:tblLook w:val="04A0" w:firstRow="1" w:lastRow="0" w:firstColumn="1" w:lastColumn="0" w:noHBand="0" w:noVBand="1"/>
       </w:tblPr>
       <w:tblGrid>
-        <w:gridCol w:w="4151"/>
-        <w:gridCol w:w="4151"/>
+        <w:gridCol w:w="4156"/>
+        <w:gridCol w:w="4156"/>
       </w:tblGrid>
       <w:tr>
         <w:trPr>
@@ -8705,9 +8664,9 @@
         <w:tblLook w:val="04A0" w:firstRow="1" w:lastRow="0" w:firstColumn="1" w:lastColumn="0" w:noHBand="0" w:noVBand="1"/>
       </w:tblPr>
       <w:tblGrid>
-        <w:gridCol w:w="2767"/>
-        <w:gridCol w:w="2767"/>
-        <w:gridCol w:w="2768"/>
+        <w:gridCol w:w="2771"/>
+        <w:gridCol w:w="2771"/>
+        <w:gridCol w:w="2771"/>
       </w:tblGrid>
       <w:tr>
         <w:trPr>
@@ -8923,9 +8882,9 @@
         <w:tblLook w:val="04A0" w:firstRow="1" w:lastRow="0" w:firstColumn="1" w:lastColumn="0" w:noHBand="0" w:noVBand="1"/>
       </w:tblPr>
       <w:tblGrid>
-        <w:gridCol w:w="2767"/>
-        <w:gridCol w:w="2767"/>
-        <w:gridCol w:w="2768"/>
+        <w:gridCol w:w="2771"/>
+        <w:gridCol w:w="2771"/>
+        <w:gridCol w:w="2771"/>
       </w:tblGrid>
       <w:tr>
         <w:trPr>
@@ -9039,8 +8998,8 @@
         <w:tblLook w:val="04A0" w:firstRow="1" w:lastRow="0" w:firstColumn="1" w:lastColumn="0" w:noHBand="0" w:noVBand="1"/>
       </w:tblPr>
       <w:tblGrid>
-        <w:gridCol w:w="4151"/>
-        <w:gridCol w:w="4151"/>
+        <w:gridCol w:w="4156"/>
+        <w:gridCol w:w="4156"/>
       </w:tblGrid>
       <w:tr>
         <w:trPr>
@@ -9224,9 +9183,9 @@
         <w:tblLook w:val="04A0" w:firstRow="1" w:lastRow="0" w:firstColumn="1" w:lastColumn="0" w:noHBand="0" w:noVBand="1"/>
       </w:tblPr>
       <w:tblGrid>
-        <w:gridCol w:w="2767"/>
-        <w:gridCol w:w="2767"/>
-        <w:gridCol w:w="2768"/>
+        <w:gridCol w:w="2771"/>
+        <w:gridCol w:w="2771"/>
+        <w:gridCol w:w="2771"/>
       </w:tblGrid>
       <w:tr>
         <w:trPr>
@@ -9460,9 +9419,9 @@
         <w:tblLook w:val="04A0" w:firstRow="1" w:lastRow="0" w:firstColumn="1" w:lastColumn="0" w:noHBand="0" w:noVBand="1"/>
       </w:tblPr>
       <w:tblGrid>
-        <w:gridCol w:w="2767"/>
-        <w:gridCol w:w="2767"/>
-        <w:gridCol w:w="2768"/>
+        <w:gridCol w:w="2771"/>
+        <w:gridCol w:w="2771"/>
+        <w:gridCol w:w="2771"/>
       </w:tblGrid>
       <w:tr>
         <w:trPr>
@@ -9576,8 +9535,8 @@
         <w:tblLook w:val="04A0" w:firstRow="1" w:lastRow="0" w:firstColumn="1" w:lastColumn="0" w:noHBand="0" w:noVBand="1"/>
       </w:tblPr>
       <w:tblGrid>
-        <w:gridCol w:w="4151"/>
-        <w:gridCol w:w="4151"/>
+        <w:gridCol w:w="4156"/>
+        <w:gridCol w:w="4156"/>
       </w:tblGrid>
       <w:tr>
         <w:trPr>
@@ -9755,9 +9714,9 @@
         <w:tblLook w:val="04A0" w:firstRow="1" w:lastRow="0" w:firstColumn="1" w:lastColumn="0" w:noHBand="0" w:noVBand="1"/>
       </w:tblPr>
       <w:tblGrid>
-        <w:gridCol w:w="2767"/>
-        <w:gridCol w:w="2767"/>
-        <w:gridCol w:w="2768"/>
+        <w:gridCol w:w="2771"/>
+        <w:gridCol w:w="2771"/>
+        <w:gridCol w:w="2771"/>
       </w:tblGrid>
       <w:tr>
         <w:trPr>
@@ -9973,9 +9932,9 @@
         <w:tblLook w:val="04A0" w:firstRow="1" w:lastRow="0" w:firstColumn="1" w:lastColumn="0" w:noHBand="0" w:noVBand="1"/>
       </w:tblPr>
       <w:tblGrid>
-        <w:gridCol w:w="2767"/>
-        <w:gridCol w:w="2767"/>
-        <w:gridCol w:w="2768"/>
+        <w:gridCol w:w="2771"/>
+        <w:gridCol w:w="2771"/>
+        <w:gridCol w:w="2771"/>
       </w:tblGrid>
       <w:tr>
         <w:trPr>
@@ -10095,8 +10054,8 @@
         <w:tblLook w:val="04A0" w:firstRow="1" w:lastRow="0" w:firstColumn="1" w:lastColumn="0" w:noHBand="0" w:noVBand="1"/>
       </w:tblPr>
       <w:tblGrid>
-        <w:gridCol w:w="4151"/>
-        <w:gridCol w:w="4151"/>
+        <w:gridCol w:w="4156"/>
+        <w:gridCol w:w="4156"/>
       </w:tblGrid>
       <w:tr>
         <w:trPr>
@@ -10292,9 +10251,9 @@
         <w:tblLook w:val="04A0" w:firstRow="1" w:lastRow="0" w:firstColumn="1" w:lastColumn="0" w:noHBand="0" w:noVBand="1"/>
       </w:tblPr>
       <w:tblGrid>
-        <w:gridCol w:w="2767"/>
-        <w:gridCol w:w="2767"/>
-        <w:gridCol w:w="2768"/>
+        <w:gridCol w:w="2771"/>
+        <w:gridCol w:w="2771"/>
+        <w:gridCol w:w="2771"/>
       </w:tblGrid>
       <w:tr>
         <w:trPr>
@@ -10516,9 +10475,9 @@
         <w:tblLook w:val="04A0" w:firstRow="1" w:lastRow="0" w:firstColumn="1" w:lastColumn="0" w:noHBand="0" w:noVBand="1"/>
       </w:tblPr>
       <w:tblGrid>
-        <w:gridCol w:w="2767"/>
-        <w:gridCol w:w="2767"/>
-        <w:gridCol w:w="2768"/>
+        <w:gridCol w:w="2771"/>
+        <w:gridCol w:w="2771"/>
+        <w:gridCol w:w="2771"/>
       </w:tblGrid>
       <w:tr>
         <w:trPr>
@@ -10700,8 +10659,8 @@
         <w:tblLook w:val="04A0" w:firstRow="1" w:lastRow="0" w:firstColumn="1" w:lastColumn="0" w:noHBand="0" w:noVBand="1"/>
       </w:tblPr>
       <w:tblGrid>
-        <w:gridCol w:w="4151"/>
-        <w:gridCol w:w="4151"/>
+        <w:gridCol w:w="4156"/>
+        <w:gridCol w:w="4156"/>
       </w:tblGrid>
       <w:tr>
         <w:trPr>
@@ -10885,9 +10844,9 @@
         <w:tblLook w:val="04A0" w:firstRow="1" w:lastRow="0" w:firstColumn="1" w:lastColumn="0" w:noHBand="0" w:noVBand="1"/>
       </w:tblPr>
       <w:tblGrid>
-        <w:gridCol w:w="2767"/>
-        <w:gridCol w:w="2767"/>
-        <w:gridCol w:w="2768"/>
+        <w:gridCol w:w="2771"/>
+        <w:gridCol w:w="2771"/>
+        <w:gridCol w:w="2771"/>
       </w:tblGrid>
       <w:tr>
         <w:trPr>
@@ -11103,9 +11062,9 @@
         <w:tblLook w:val="04A0" w:firstRow="1" w:lastRow="0" w:firstColumn="1" w:lastColumn="0" w:noHBand="0" w:noVBand="1"/>
       </w:tblPr>
       <w:tblGrid>
-        <w:gridCol w:w="2768"/>
-        <w:gridCol w:w="2767"/>
-        <w:gridCol w:w="2767"/>
+        <w:gridCol w:w="2771"/>
+        <w:gridCol w:w="2771"/>
+        <w:gridCol w:w="2771"/>
       </w:tblGrid>
       <w:tr>
         <w:trPr>
@@ -11219,8 +11178,8 @@
         <w:tblLook w:val="04A0" w:firstRow="1" w:lastRow="0" w:firstColumn="1" w:lastColumn="0" w:noHBand="0" w:noVBand="1"/>
       </w:tblPr>
       <w:tblGrid>
-        <w:gridCol w:w="4151"/>
-        <w:gridCol w:w="4151"/>
+        <w:gridCol w:w="4156"/>
+        <w:gridCol w:w="4156"/>
       </w:tblGrid>
       <w:tr>
         <w:trPr>
@@ -11398,9 +11357,9 @@
         <w:tblLook w:val="04A0" w:firstRow="1" w:lastRow="0" w:firstColumn="1" w:lastColumn="0" w:noHBand="0" w:noVBand="1"/>
       </w:tblPr>
       <w:tblGrid>
-        <w:gridCol w:w="2767"/>
-        <w:gridCol w:w="2767"/>
-        <w:gridCol w:w="2768"/>
+        <w:gridCol w:w="2771"/>
+        <w:gridCol w:w="2771"/>
+        <w:gridCol w:w="2771"/>
       </w:tblGrid>
       <w:tr>
         <w:trPr>
@@ -11616,9 +11575,9 @@
         <w:tblLook w:val="04A0" w:firstRow="1" w:lastRow="0" w:firstColumn="1" w:lastColumn="0" w:noHBand="0" w:noVBand="1"/>
       </w:tblPr>
       <w:tblGrid>
-        <w:gridCol w:w="2767"/>
-        <w:gridCol w:w="2767"/>
-        <w:gridCol w:w="2768"/>
+        <w:gridCol w:w="2771"/>
+        <w:gridCol w:w="2771"/>
+        <w:gridCol w:w="2771"/>
       </w:tblGrid>
       <w:tr>
         <w:trPr>
@@ -11744,8 +11703,8 @@
         <w:tblLook w:val="04A0" w:firstRow="1" w:lastRow="0" w:firstColumn="1" w:lastColumn="0" w:noHBand="0" w:noVBand="1"/>
       </w:tblPr>
       <w:tblGrid>
-        <w:gridCol w:w="4151"/>
-        <w:gridCol w:w="4151"/>
+        <w:gridCol w:w="4156"/>
+        <w:gridCol w:w="4156"/>
       </w:tblGrid>
       <w:tr>
         <w:trPr>
@@ -11923,9 +11882,9 @@
         <w:tblLook w:val="04A0" w:firstRow="1" w:lastRow="0" w:firstColumn="1" w:lastColumn="0" w:noHBand="0" w:noVBand="1"/>
       </w:tblPr>
       <w:tblGrid>
-        <w:gridCol w:w="2767"/>
-        <w:gridCol w:w="2767"/>
-        <w:gridCol w:w="2768"/>
+        <w:gridCol w:w="2771"/>
+        <w:gridCol w:w="2771"/>
+        <w:gridCol w:w="2771"/>
       </w:tblGrid>
       <w:tr>
         <w:trPr>
@@ -12191,9 +12150,9 @@
         <w:tblLook w:val="04A0" w:firstRow="1" w:lastRow="0" w:firstColumn="1" w:lastColumn="0" w:noHBand="0" w:noVBand="1"/>
       </w:tblPr>
       <w:tblGrid>
-        <w:gridCol w:w="2767"/>
-        <w:gridCol w:w="2767"/>
-        <w:gridCol w:w="2768"/>
+        <w:gridCol w:w="2771"/>
+        <w:gridCol w:w="2771"/>
+        <w:gridCol w:w="2771"/>
       </w:tblGrid>
       <w:tr>
         <w:trPr>
@@ -12352,10 +12311,10 @@
           <w:noProof/>
         </w:rPr>
         <w:drawing>
-          <wp:inline distT="0" distB="0" distL="0" distR="0" wp14:anchorId="5B8CB00B" wp14:editId="2F21C5C9">
+          <wp:inline distT="0" distB="0" distL="0" distR="0" wp14:anchorId="4D060EB0" wp14:editId="0B27AB3A">
             <wp:extent cx="5029200" cy="2782638"/>
             <wp:effectExtent l="0" t="0" r="0" b="0"/>
-            <wp:docPr id="18" name="图形 18"/>
+            <wp:docPr id="5" name="图形 5"/>
             <wp:cNvGraphicFramePr>
               <a:graphicFrameLocks xmlns:a="http://schemas.openxmlformats.org/drawingml/2006/main" noChangeAspect="1"/>
             </wp:cNvGraphicFramePr>
@@ -12363,7 +12322,7 @@
               <a:graphicData uri="http://schemas.openxmlformats.org/drawingml/2006/picture">
                 <pic:pic xmlns:pic="http://schemas.openxmlformats.org/drawingml/2006/picture">
                   <pic:nvPicPr>
-                    <pic:cNvPr id="18" name=""/>
+                    <pic:cNvPr id="5" name=""/>
                     <pic:cNvPicPr/>
                   </pic:nvPicPr>
                   <pic:blipFill>
@@ -12425,10 +12384,10 @@
           <w:noProof/>
         </w:rPr>
         <w:drawing>
-          <wp:inline distT="0" distB="0" distL="0" distR="0" wp14:anchorId="0AAC44CA" wp14:editId="66445B87">
+          <wp:inline distT="0" distB="0" distL="0" distR="0" wp14:anchorId="0DB0067B" wp14:editId="298AEE5B">
             <wp:extent cx="5029200" cy="3486920"/>
             <wp:effectExtent l="0" t="0" r="0" b="0"/>
-            <wp:docPr id="19" name="图形 19"/>
+            <wp:docPr id="7" name="图形 7"/>
             <wp:cNvGraphicFramePr>
               <a:graphicFrameLocks xmlns:a="http://schemas.openxmlformats.org/drawingml/2006/main" noChangeAspect="1"/>
             </wp:cNvGraphicFramePr>
@@ -12436,7 +12395,7 @@
               <a:graphicData uri="http://schemas.openxmlformats.org/drawingml/2006/picture">
                 <pic:pic xmlns:pic="http://schemas.openxmlformats.org/drawingml/2006/picture">
                   <pic:nvPicPr>
-                    <pic:cNvPr id="19" name=""/>
+                    <pic:cNvPr id="7" name=""/>
                     <pic:cNvPicPr/>
                   </pic:nvPicPr>
                   <pic:blipFill>
@@ -12498,10 +12457,10 @@
           <w:noProof/>
         </w:rPr>
         <w:drawing>
-          <wp:inline distT="0" distB="0" distL="0" distR="0" wp14:anchorId="72869F74" wp14:editId="64F05A88">
+          <wp:inline distT="0" distB="0" distL="0" distR="0" wp14:anchorId="1322DDEE" wp14:editId="082A8CE4">
             <wp:extent cx="5074920" cy="3413604"/>
             <wp:effectExtent l="0" t="0" r="0" b="0"/>
-            <wp:docPr id="20" name="图形 20"/>
+            <wp:docPr id="8" name="图形 8"/>
             <wp:cNvGraphicFramePr>
               <a:graphicFrameLocks xmlns:a="http://schemas.openxmlformats.org/drawingml/2006/main" noChangeAspect="1"/>
             </wp:cNvGraphicFramePr>
@@ -12509,7 +12468,7 @@
               <a:graphicData uri="http://schemas.openxmlformats.org/drawingml/2006/picture">
                 <pic:pic xmlns:pic="http://schemas.openxmlformats.org/drawingml/2006/picture">
                   <pic:nvPicPr>
-                    <pic:cNvPr id="20" name=""/>
+                    <pic:cNvPr id="8" name=""/>
                     <pic:cNvPicPr/>
                   </pic:nvPicPr>
                   <pic:blipFill>
@@ -12566,10 +12525,10 @@
           <w:noProof/>
         </w:rPr>
         <w:drawing>
-          <wp:inline distT="0" distB="0" distL="0" distR="0" wp14:anchorId="60FA1BCD" wp14:editId="613C583E">
+          <wp:inline distT="0" distB="0" distL="0" distR="0" wp14:anchorId="4EB2918E" wp14:editId="6A00A2E1">
             <wp:extent cx="4983480" cy="6842692"/>
             <wp:effectExtent l="0" t="0" r="0" b="0"/>
-            <wp:docPr id="21" name="图形 21"/>
+            <wp:docPr id="9" name="图形 9"/>
             <wp:cNvGraphicFramePr>
               <a:graphicFrameLocks xmlns:a="http://schemas.openxmlformats.org/drawingml/2006/main" noChangeAspect="1"/>
             </wp:cNvGraphicFramePr>
@@ -12577,7 +12536,7 @@
               <a:graphicData uri="http://schemas.openxmlformats.org/drawingml/2006/picture">
                 <pic:pic xmlns:pic="http://schemas.openxmlformats.org/drawingml/2006/picture">
                   <pic:nvPicPr>
-                    <pic:cNvPr id="21" name=""/>
+                    <pic:cNvPr id="9" name=""/>
                     <pic:cNvPicPr/>
                   </pic:nvPicPr>
                   <pic:blipFill>
@@ -12634,10 +12593,10 @@
           <w:noProof/>
         </w:rPr>
         <w:drawing>
-          <wp:inline distT="0" distB="0" distL="0" distR="0" wp14:anchorId="0AF2662D" wp14:editId="7CB6AEB2">
+          <wp:inline distT="0" distB="0" distL="0" distR="0" wp14:anchorId="19DA7A82" wp14:editId="60FC5DF0">
             <wp:extent cx="5074920" cy="4295243"/>
             <wp:effectExtent l="0" t="0" r="0" b="0"/>
-            <wp:docPr id="22" name="图形 22"/>
+            <wp:docPr id="10" name="图形 10"/>
             <wp:cNvGraphicFramePr>
               <a:graphicFrameLocks xmlns:a="http://schemas.openxmlformats.org/drawingml/2006/main" noChangeAspect="1"/>
             </wp:cNvGraphicFramePr>
@@ -12645,7 +12604,7 @@
               <a:graphicData uri="http://schemas.openxmlformats.org/drawingml/2006/picture">
                 <pic:pic xmlns:pic="http://schemas.openxmlformats.org/drawingml/2006/picture">
                   <pic:nvPicPr>
-                    <pic:cNvPr id="22" name=""/>
+                    <pic:cNvPr id="10" name=""/>
                     <pic:cNvPicPr/>
                   </pic:nvPicPr>
                   <pic:blipFill>
@@ -12702,10 +12661,10 @@
           <w:noProof/>
         </w:rPr>
         <w:drawing>
-          <wp:inline distT="0" distB="0" distL="0" distR="0" wp14:anchorId="057588A9" wp14:editId="3292C92B">
+          <wp:inline distT="0" distB="0" distL="0" distR="0" wp14:anchorId="25138865" wp14:editId="35FCCE3D">
             <wp:extent cx="5074920" cy="6841251"/>
             <wp:effectExtent l="0" t="0" r="0" b="0"/>
-            <wp:docPr id="23" name="图形 23"/>
+            <wp:docPr id="11" name="图形 11"/>
             <wp:cNvGraphicFramePr>
               <a:graphicFrameLocks xmlns:a="http://schemas.openxmlformats.org/drawingml/2006/main" noChangeAspect="1"/>
             </wp:cNvGraphicFramePr>
@@ -12713,7 +12672,7 @@
               <a:graphicData uri="http://schemas.openxmlformats.org/drawingml/2006/picture">
                 <pic:pic xmlns:pic="http://schemas.openxmlformats.org/drawingml/2006/picture">
                   <pic:nvPicPr>
-                    <pic:cNvPr id="23" name=""/>
+                    <pic:cNvPr id="11" name=""/>
                     <pic:cNvPicPr/>
                   </pic:nvPicPr>
                   <pic:blipFill>
@@ -12770,10 +12729,10 @@
           <w:noProof/>
         </w:rPr>
         <w:drawing>
-          <wp:inline distT="0" distB="0" distL="0" distR="0" wp14:anchorId="1AFFB5C7" wp14:editId="37C08197">
+          <wp:inline distT="0" distB="0" distL="0" distR="0" wp14:anchorId="609F3F3B" wp14:editId="5E9ACCC3">
             <wp:extent cx="3657600" cy="7669037"/>
             <wp:effectExtent l="0" t="0" r="0" b="8255"/>
-            <wp:docPr id="24" name="图形 24"/>
+            <wp:docPr id="12" name="图形 12"/>
             <wp:cNvGraphicFramePr>
               <a:graphicFrameLocks xmlns:a="http://schemas.openxmlformats.org/drawingml/2006/main" noChangeAspect="1"/>
             </wp:cNvGraphicFramePr>
@@ -12781,7 +12740,7 @@
               <a:graphicData uri="http://schemas.openxmlformats.org/drawingml/2006/picture">
                 <pic:pic xmlns:pic="http://schemas.openxmlformats.org/drawingml/2006/picture">
                   <pic:nvPicPr>
-                    <pic:cNvPr id="24" name=""/>
+                    <pic:cNvPr id="12" name=""/>
                     <pic:cNvPicPr/>
                   </pic:nvPicPr>
                   <pic:blipFill>
@@ -12843,10 +12802,10 @@
           <w:noProof/>
         </w:rPr>
         <w:drawing>
-          <wp:inline distT="0" distB="0" distL="0" distR="0" wp14:anchorId="19548102" wp14:editId="22C5BF89">
+          <wp:inline distT="0" distB="0" distL="0" distR="0" wp14:anchorId="234270E9" wp14:editId="465CF312">
             <wp:extent cx="5074920" cy="5429652"/>
             <wp:effectExtent l="0" t="0" r="0" b="0"/>
-            <wp:docPr id="25" name="图形 25"/>
+            <wp:docPr id="13" name="图形 13"/>
             <wp:cNvGraphicFramePr>
               <a:graphicFrameLocks xmlns:a="http://schemas.openxmlformats.org/drawingml/2006/main" noChangeAspect="1"/>
             </wp:cNvGraphicFramePr>
@@ -12854,7 +12813,7 @@
               <a:graphicData uri="http://schemas.openxmlformats.org/drawingml/2006/picture">
                 <pic:pic xmlns:pic="http://schemas.openxmlformats.org/drawingml/2006/picture">
                   <pic:nvPicPr>
-                    <pic:cNvPr id="25" name=""/>
+                    <pic:cNvPr id="13" name=""/>
                     <pic:cNvPicPr/>
                   </pic:nvPicPr>
                   <pic:blipFill>
@@ -12916,10 +12875,10 @@
           <w:noProof/>
         </w:rPr>
         <w:drawing>
-          <wp:inline distT="0" distB="0" distL="0" distR="0" wp14:anchorId="0BCB439C" wp14:editId="424AA68D">
+          <wp:inline distT="0" distB="0" distL="0" distR="0" wp14:anchorId="218C564E" wp14:editId="134CD362">
             <wp:extent cx="5074920" cy="4779412"/>
             <wp:effectExtent l="0" t="0" r="0" b="2540"/>
-            <wp:docPr id="26" name="图形 26"/>
+            <wp:docPr id="14" name="图形 14"/>
             <wp:cNvGraphicFramePr>
               <a:graphicFrameLocks xmlns:a="http://schemas.openxmlformats.org/drawingml/2006/main" noChangeAspect="1"/>
             </wp:cNvGraphicFramePr>
@@ -12927,7 +12886,7 @@
               <a:graphicData uri="http://schemas.openxmlformats.org/drawingml/2006/picture">
                 <pic:pic xmlns:pic="http://schemas.openxmlformats.org/drawingml/2006/picture">
                   <pic:nvPicPr>
-                    <pic:cNvPr id="26" name=""/>
+                    <pic:cNvPr id="14" name=""/>
                     <pic:cNvPicPr/>
                   </pic:nvPicPr>
                   <pic:blipFill>
@@ -12991,9 +12950,9 @@
         <w:tblLook w:val="04A0" w:firstRow="1" w:lastRow="0" w:firstColumn="1" w:lastColumn="0" w:noHBand="0" w:noVBand="1"/>
       </w:tblPr>
       <w:tblGrid>
-        <w:gridCol w:w="2765"/>
         <w:gridCol w:w="2771"/>
-        <w:gridCol w:w="2766"/>
+        <w:gridCol w:w="2771"/>
+        <w:gridCol w:w="2771"/>
       </w:tblGrid>
       <w:tr>
         <w:trPr>
@@ -13591,8 +13550,8 @@
         <w:tblLook w:val="04A0" w:firstRow="1" w:lastRow="0" w:firstColumn="1" w:lastColumn="0" w:noHBand="0" w:noVBand="1"/>
       </w:tblPr>
       <w:tblGrid>
-        <w:gridCol w:w="4151"/>
-        <w:gridCol w:w="4151"/>
+        <w:gridCol w:w="4156"/>
+        <w:gridCol w:w="4156"/>
       </w:tblGrid>
       <w:tr>
         <w:trPr>
@@ -13970,10 +13929,10 @@
         <w:tblLook w:val="04A0" w:firstRow="1" w:lastRow="0" w:firstColumn="1" w:lastColumn="0" w:noHBand="0" w:noVBand="1"/>
       </w:tblPr>
       <w:tblGrid>
-        <w:gridCol w:w="2076"/>
-        <w:gridCol w:w="2075"/>
-        <w:gridCol w:w="2075"/>
-        <w:gridCol w:w="2076"/>
+        <w:gridCol w:w="2078"/>
+        <w:gridCol w:w="2078"/>
+        <w:gridCol w:w="2078"/>
+        <w:gridCol w:w="2078"/>
       </w:tblGrid>
       <w:tr>
         <w:trPr>
@@ -14246,9 +14205,9 @@
         <w:tblLook w:val="04A0" w:firstRow="1" w:lastRow="0" w:firstColumn="1" w:lastColumn="0" w:noHBand="0" w:noVBand="1"/>
       </w:tblPr>
       <w:tblGrid>
-        <w:gridCol w:w="2767"/>
-        <w:gridCol w:w="2767"/>
-        <w:gridCol w:w="2768"/>
+        <w:gridCol w:w="2771"/>
+        <w:gridCol w:w="2771"/>
+        <w:gridCol w:w="2771"/>
       </w:tblGrid>
       <w:tr>
         <w:trPr>
